--- a/modelos_unificados/PropostaGeorreferenciamentoINCRA.docx
+++ b/modelos_unificados/PropostaGeorreferenciamentoINCRA.docx
@@ -43,7 +43,7 @@
           <w:color w:val="000000"/>
           <w:sz w:val="24"/>
         </w:rPr>
-        <w:t>${Cidade}, ${</w:t>
+        <w:t>${empresa_cidade}, ${</w:t>
       </w:r>
       <w:proofErr w:type="spellStart"/>
       <w:proofErr w:type="gramStart"/>
@@ -53,7 +53,7 @@
           <w:color w:val="000000"/>
           <w:sz w:val="24"/>
         </w:rPr>
-        <w:t>${data_extenso}</w:t>
+        <w:t>${data_emissao_extenso}</w:t>
       </w:r>
       <w:proofErr w:type="spellEnd"/>
       <w:r>
@@ -658,7 +658,7 @@
           <w:color w:val="000000"/>
           <w:sz w:val="24"/>
         </w:rPr>
-        <w:t>##TEMP_${empresa}##</w:t>
+        <w:t>##TEMP_${empresa_nome}##</w:t>
       </w:r>
       <w:r>
         <w:rPr>
@@ -768,7 +768,7 @@
           <w:color w:val="000000"/>
           <w:sz w:val="24"/>
         </w:rPr>
-        <w:t>##TEMP_${finalidade}##</w:t>
+        <w:t>##TEMP_${finalidade_obra}##</w:t>
       </w:r>
     </w:p>
     <w:p>
@@ -1257,7 +1257,7 @@
           <w:color w:val="000000"/>
           <w:sz w:val="24"/>
         </w:rPr>
-        <w:t xml:space="preserve"> ${Veiculo} </w:t>
+        <w:t xml:space="preserve"> ${veiculo} </w:t>
       </w:r>
     </w:p>
     <w:p>
@@ -1298,7 +1298,7 @@
           <w:color w:val="000000"/>
           <w:sz w:val="24"/>
         </w:rPr>
-        <w:t xml:space="preserve"> ${GPS} </w:t>
+        <w:t xml:space="preserve"> ${gps} </w:t>
       </w:r>
     </w:p>
     <w:p>
@@ -1413,7 +1413,7 @@
           <w:color w:val="000000"/>
           <w:sz w:val="24"/>
         </w:rPr>
-        <w:t xml:space="preserve"> ${Drone} </w:t>
+        <w:t xml:space="preserve"> ${drone} </w:t>
       </w:r>
     </w:p>
     <w:p>
@@ -1594,7 +1594,7 @@
           <w:color w:val="000000"/>
           <w:sz w:val="24"/>
         </w:rPr>
-        <w:t>${valor_extenso}</w:t>
+        <w:t>${valor_total_extenso}</w:t>
       </w:r>
       <w:proofErr w:type="spellEnd"/>
       <w:r>
@@ -1887,7 +1887,7 @@
         <w:t>Banco:</w:t>
       </w:r>
       <w:r>
-        <w:t xml:space="preserve"> ${Banco}</w:t>
+        <w:t xml:space="preserve"> ${banco_nome}</w:t>
       </w:r>
     </w:p>
     <w:p>
@@ -1906,7 +1906,7 @@
         <w:t>Agência:</w:t>
       </w:r>
       <w:r>
-        <w:t xml:space="preserve"> ${Agencia}</w:t>
+        <w:t xml:space="preserve"> ${banco_agencia}</w:t>
       </w:r>
     </w:p>
     <w:p>
@@ -1925,7 +1925,7 @@
         <w:t>Conta Corrente:</w:t>
       </w:r>
       <w:r>
-        <w:t xml:space="preserve"> ${Conta}</w:t>
+        <w:t xml:space="preserve"> ${banco_conta}</w:t>
       </w:r>
     </w:p>
     <w:p>
@@ -1944,7 +1944,7 @@
         <w:t>Titular:</w:t>
       </w:r>
       <w:r>
-        <w:t xml:space="preserve"> ##TEMP_${empresa}##</w:t>
+        <w:t xml:space="preserve"> ##TEMP_${empresa_nome}##</w:t>
       </w:r>
     </w:p>
     <w:p>
@@ -1960,10 +1960,10 @@
           <w:b/>
           <w:bCs/>
         </w:rPr>
-        <w:t>${cnpj}:</w:t>
+        <w:t>${empresa_cnpj}:</w:t>
       </w:r>
       <w:r>
-        <w:t xml:space="preserve"> ##TEMP_${cnpj}##</w:t>
+        <w:t xml:space="preserve"> ##TEMP_${empresa_cnpj}##</w:t>
       </w:r>
     </w:p>
     <w:p>
@@ -2060,7 +2060,7 @@
           <w:b/>
           <w:bCs/>
         </w:rPr>
-        <w:t>##TEMP_${empresa}##</w:t>
+        <w:t>##TEMP_${empresa_nome}##</w:t>
       </w:r>
       <w:r>
         <w:t xml:space="preserve"> possui em seu DNA uma sólida experiência técnica na execução de serviços topográficos aplicados às mais diversas demandas da engenharia, infraestrutura e regularização territorial. Aliamos os fundamentos da topografia clássica às tecnologias modernas de aquisição e processamento de dados geoespaciais, garantindo resultados confiáveis e compatíveis com as exigências técnicas e normativas vigentes.</w:t>
@@ -2180,7 +2180,7 @@
           <w:color w:val="000000"/>
           <w:sz w:val="24"/>
         </w:rPr>
-        <w:t>##TEMP_${empresa}## - Contato:</w:t>
+        <w:t>##TEMP_${empresa_nome}## - Contato:</w:t>
       </w:r>
       <w:r>
         <w:rPr>
